--- a/public/transfer_template.docx
+++ b/public/transfer_template.docx
@@ -439,14 +439,6 @@
             <w:pPr>
               <w:jc w:val="left"/>
             </w:pPr>
-            <w:proofErr w:type="spellStart"/>
-            <w:r>
-              <w:rPr>
-                <w:rFonts w:hint="eastAsia"/>
-              </w:rPr>
-              <w:t>생각대로마전지사</w:t>
-            </w:r>
-            <w:proofErr w:type="spellEnd"/>
           </w:p>
         </w:tc>
       </w:tr>
@@ -492,14 +484,6 @@
                 <w:szCs w:val="20"/>
               </w:rPr>
             </w:pPr>
-            <w:r>
-              <w:rPr>
-                <w:rFonts w:ascii="맑은 고딕" w:eastAsia="맑은 고딕" w:hAnsi="맑은 고딕"/>
-                <w:color w:val="000000"/>
-                <w:szCs w:val="20"/>
-              </w:rPr>
-              <w:t>421-02-03611</w:t>
-            </w:r>
           </w:p>
         </w:tc>
       </w:tr>
@@ -552,36 +536,6 @@
                 <w:szCs w:val="20"/>
               </w:rPr>
             </w:pPr>
-            <w:r>
-              <w:rPr>
-                <w:rFonts w:ascii="맑은 고딕" w:eastAsia="맑은 고딕" w:hAnsi="맑은 고딕" w:hint="eastAsia"/>
-                <w:szCs w:val="20"/>
-              </w:rPr>
-              <w:t>인천광역시</w:t>
-            </w:r>
-            <w:r>
-              <w:rPr>
-                <w:rFonts w:ascii="맑은 고딕" w:eastAsia="맑은 고딕" w:hAnsi="맑은 고딕"/>
-                <w:szCs w:val="20"/>
-              </w:rPr>
-              <w:t xml:space="preserve"> 서구 </w:t>
-            </w:r>
-            <w:proofErr w:type="spellStart"/>
-            <w:r>
-              <w:rPr>
-                <w:rFonts w:ascii="맑은 고딕" w:eastAsia="맑은 고딕" w:hAnsi="맑은 고딕"/>
-                <w:szCs w:val="20"/>
-              </w:rPr>
-              <w:t>가현로</w:t>
-            </w:r>
-            <w:proofErr w:type="spellEnd"/>
-            <w:r>
-              <w:rPr>
-                <w:rFonts w:ascii="맑은 고딕" w:eastAsia="맑은 고딕" w:hAnsi="맑은 고딕"/>
-                <w:szCs w:val="20"/>
-              </w:rPr>
-              <w:t>42번길 68, B동 212호</w:t>
-            </w:r>
           </w:p>
         </w:tc>
       </w:tr>
@@ -626,14 +580,6 @@
                 <w:szCs w:val="20"/>
               </w:rPr>
             </w:pPr>
-            <w:r>
-              <w:rPr>
-                <w:rFonts w:ascii="맑은 고딕" w:eastAsia="맑은 고딕" w:hAnsi="맑은 고딕" w:hint="eastAsia"/>
-                <w:color w:val="000000"/>
-                <w:szCs w:val="20"/>
-              </w:rPr>
-              <w:t>이영석</w:t>
-            </w:r>
           </w:p>
         </w:tc>
         <w:tc>
@@ -678,14 +624,6 @@
                 <w:szCs w:val="20"/>
               </w:rPr>
             </w:pPr>
-            <w:r>
-              <w:rPr>
-                <w:rFonts w:ascii="맑은 고딕" w:eastAsia="맑은 고딕" w:hAnsi="맑은 고딕"/>
-                <w:color w:val="000000"/>
-                <w:szCs w:val="20"/>
-              </w:rPr>
-              <w:t>010-5962-5674</w:t>
-            </w:r>
           </w:p>
         </w:tc>
       </w:tr>
@@ -740,131 +678,6 @@
             <w:pPr>
               <w:jc w:val="left"/>
             </w:pPr>
-            <w:r>
-              <w:rPr>
-                <w:rFonts w:hint="eastAsia"/>
-              </w:rPr>
-              <w:t>납품</w:t>
-            </w:r>
-            <w:r>
-              <w:rPr>
-                <w:rFonts w:hint="eastAsia"/>
-              </w:rPr>
-              <w:t xml:space="preserve"> 일자</w:t>
-            </w:r>
-          </w:p>
-          <w:p>
-            <w:pPr>
-              <w:jc w:val="left"/>
-            </w:pPr>
-            <w:r>
-              <w:rPr>
-                <w:rFonts w:hint="eastAsia"/>
-              </w:rPr>
-              <w:t>2</w:t>
-            </w:r>
-            <w:r>
-              <w:rPr>
-                <w:rFonts w:hint="eastAsia"/>
-              </w:rPr>
-              <w:t>6</w:t>
-            </w:r>
-            <w:r>
-              <w:rPr>
-                <w:rFonts w:hint="eastAsia"/>
-              </w:rPr>
-              <w:t>.</w:t>
-            </w:r>
-            <w:r>
-              <w:rPr>
-                <w:rFonts w:hint="eastAsia"/>
-              </w:rPr>
-              <w:t>0</w:t>
-            </w:r>
-            <w:r>
-              <w:rPr>
-                <w:rFonts w:hint="eastAsia"/>
-              </w:rPr>
-              <w:t>4</w:t>
-            </w:r>
-            <w:r>
-              <w:rPr>
-                <w:rFonts w:hint="eastAsia"/>
-              </w:rPr>
-              <w:t>.</w:t>
-            </w:r>
-            <w:r>
-              <w:rPr>
-                <w:rFonts w:hint="eastAsia"/>
-              </w:rPr>
-              <w:t>03</w:t>
-            </w:r>
-            <w:r>
-              <w:rPr>
-                <w:rFonts w:hint="eastAsia"/>
-              </w:rPr>
-              <w:t xml:space="preserve"> </w:t>
-            </w:r>
-            <w:proofErr w:type="spellStart"/>
-            <w:r>
-              <w:rPr>
-                <w:rFonts w:hint="eastAsia"/>
-              </w:rPr>
-              <w:t>퀵</w:t>
-            </w:r>
-            <w:proofErr w:type="spellEnd"/>
-            <w:r>
-              <w:rPr>
-                <w:rFonts w:hint="eastAsia"/>
-              </w:rPr>
-              <w:t xml:space="preserve"> </w:t>
-            </w:r>
-            <w:proofErr w:type="spellStart"/>
-            <w:r>
-              <w:rPr>
-                <w:rFonts w:hint="eastAsia"/>
-              </w:rPr>
-              <w:t>직배송</w:t>
-            </w:r>
-            <w:proofErr w:type="spellEnd"/>
-            <w:r>
-              <w:rPr>
-                <w:rFonts w:hint="eastAsia"/>
-              </w:rPr>
-              <w:t xml:space="preserve"> </w:t>
-            </w:r>
-            <w:r>
-              <w:t>(</w:t>
-            </w:r>
-            <w:r>
-              <w:rPr>
-                <w:rFonts w:hint="eastAsia"/>
-              </w:rPr>
-              <w:t>인천U</w:t>
-            </w:r>
-            <w:r>
-              <w:t xml:space="preserve">1 </w:t>
-            </w:r>
-            <w:r>
-              <w:rPr>
-                <w:rFonts w:hint="eastAsia"/>
-              </w:rPr>
-              <w:t xml:space="preserve">신라무역 </w:t>
-            </w:r>
-            <w:proofErr w:type="spellStart"/>
-            <w:r>
-              <w:rPr>
-                <w:rFonts w:hint="eastAsia"/>
-              </w:rPr>
-              <w:t>직배송</w:t>
-            </w:r>
-            <w:proofErr w:type="spellEnd"/>
-            <w:r>
-              <w:rPr>
-                <w:rFonts w:hint="eastAsia"/>
-              </w:rPr>
-              <w:t>)</w:t>
-            </w:r>
           </w:p>
         </w:tc>
       </w:tr>
@@ -1001,13 +814,6 @@
                 <w:szCs w:val="20"/>
               </w:rPr>
             </w:pPr>
-            <w:r>
-              <w:rPr>
-                <w:rFonts w:hint="eastAsia"/>
-                <w:szCs w:val="20"/>
-              </w:rPr>
-              <w:t>1</w:t>
-            </w:r>
           </w:p>
         </w:tc>
         <w:tc>
@@ -1021,15 +827,6 @@
                 <w:szCs w:val="20"/>
               </w:rPr>
             </w:pPr>
-            <w:r>
-              <w:rPr>
-                <w:rFonts w:hint="eastAsia"/>
-              </w:rPr>
-              <w:t>아이폰</w:t>
-            </w:r>
-            <w:r>
-              <w:t>17프로맥스1TB</w:t>
-            </w:r>
           </w:p>
         </w:tc>
         <w:tc>
@@ -1043,9 +840,6 @@
                 <w:szCs w:val="20"/>
               </w:rPr>
             </w:pPr>
-            <w:r>
-              <w:t xml:space="preserve"> 3 </w:t>
-            </w:r>
           </w:p>
         </w:tc>
       </w:tr>
@@ -1061,13 +855,6 @@
                 <w:szCs w:val="20"/>
               </w:rPr>
             </w:pPr>
-            <w:r>
-              <w:rPr>
-                <w:rFonts w:hint="eastAsia"/>
-                <w:szCs w:val="20"/>
-              </w:rPr>
-              <w:t>2</w:t>
-            </w:r>
           </w:p>
         </w:tc>
         <w:tc>
@@ -1081,15 +868,6 @@
                 <w:szCs w:val="20"/>
               </w:rPr>
             </w:pPr>
-            <w:r>
-              <w:rPr>
-                <w:rFonts w:hint="eastAsia"/>
-              </w:rPr>
-              <w:t>아이폰</w:t>
-            </w:r>
-            <w:r>
-              <w:t>17프로맥스512</w:t>
-            </w:r>
           </w:p>
         </w:tc>
         <w:tc>
@@ -1103,9 +881,6 @@
                 <w:szCs w:val="20"/>
               </w:rPr>
             </w:pPr>
-            <w:r>
-              <w:t xml:space="preserve"> 3 </w:t>
-            </w:r>
           </w:p>
         </w:tc>
       </w:tr>
@@ -1121,13 +896,6 @@
                 <w:szCs w:val="20"/>
               </w:rPr>
             </w:pPr>
-            <w:r>
-              <w:rPr>
-                <w:rFonts w:hint="eastAsia"/>
-                <w:szCs w:val="20"/>
-              </w:rPr>
-              <w:t>3</w:t>
-            </w:r>
           </w:p>
         </w:tc>
         <w:tc>
@@ -1141,15 +909,6 @@
                 <w:szCs w:val="20"/>
               </w:rPr>
             </w:pPr>
-            <w:r>
-              <w:rPr>
-                <w:rFonts w:hint="eastAsia"/>
-              </w:rPr>
-              <w:t>아이폰</w:t>
-            </w:r>
-            <w:r>
-              <w:t>17_256</w:t>
-            </w:r>
           </w:p>
         </w:tc>
         <w:tc>
@@ -1163,9 +922,6 @@
                 <w:szCs w:val="20"/>
               </w:rPr>
             </w:pPr>
-            <w:r>
-              <w:t xml:space="preserve"> 3 </w:t>
-            </w:r>
           </w:p>
         </w:tc>
       </w:tr>
@@ -1178,17 +934,9 @@
             <w:pPr>
               <w:jc w:val="center"/>
               <w:rPr>
-                <w:rFonts w:hint="eastAsia"/>
-                <w:szCs w:val="20"/>
-              </w:rPr>
-            </w:pPr>
-            <w:r>
-              <w:rPr>
-                <w:rFonts w:hint="eastAsia"/>
-                <w:szCs w:val="20"/>
-              </w:rPr>
-              <w:t>4</w:t>
-            </w:r>
+                <w:szCs w:val="20"/>
+              </w:rPr>
+            </w:pPr>
           </w:p>
         </w:tc>
         <w:tc>
@@ -1198,19 +946,7 @@
           <w:p>
             <w:pPr>
               <w:jc w:val="center"/>
-              <w:rPr>
-                <w:rFonts w:hint="eastAsia"/>
-              </w:rPr>
-            </w:pPr>
-            <w:r>
-              <w:rPr>
-                <w:rFonts w:hint="eastAsia"/>
-              </w:rPr>
-              <w:t>아이폰</w:t>
-            </w:r>
-            <w:r>
-              <w:t>17프로맥스256</w:t>
-            </w:r>
+            </w:pPr>
           </w:p>
         </w:tc>
         <w:tc>
@@ -1221,9 +957,6 @@
             <w:pPr>
               <w:jc w:val="center"/>
             </w:pPr>
-            <w:r>
-              <w:t xml:space="preserve"> 1 </w:t>
-            </w:r>
           </w:p>
         </w:tc>
       </w:tr>
@@ -1257,55 +990,7 @@
           <w:szCs w:val="20"/>
           <w:u w:val="single"/>
         </w:rPr>
-        <w:t xml:space="preserve"> </w:t>
-      </w:r>
-      <w:r>
-        <w:rPr>
-          <w:rFonts w:hint="eastAsia"/>
-          <w:szCs w:val="20"/>
-          <w:u w:val="single"/>
-        </w:rPr>
-        <w:t xml:space="preserve">  </w:t>
-      </w:r>
-      <w:r>
-        <w:rPr>
-          <w:rFonts w:hint="eastAsia"/>
-          <w:szCs w:val="20"/>
-          <w:u w:val="single"/>
-        </w:rPr>
-        <w:t>이영석</w:t>
-      </w:r>
-      <w:r>
-        <w:rPr>
-          <w:rFonts w:hint="eastAsia"/>
-          <w:szCs w:val="20"/>
-          <w:u w:val="single"/>
-        </w:rPr>
-        <w:t xml:space="preserve"> </w:t>
-      </w:r>
-      <w:r>
-        <w:rPr>
-          <w:rFonts w:hint="eastAsia"/>
-          <w:szCs w:val="20"/>
-          <w:u w:val="single"/>
-        </w:rPr>
-        <w:t xml:space="preserve"> </w:t>
-      </w:r>
-      <w:r>
-        <w:rPr>
-          <w:rFonts w:hint="eastAsia"/>
-          <w:szCs w:val="20"/>
-          <w:u w:val="single"/>
-        </w:rPr>
-        <w:t xml:space="preserve"> </w:t>
-      </w:r>
-      <w:r>
-        <w:rPr>
-          <w:rFonts w:hint="eastAsia"/>
-          <w:szCs w:val="20"/>
-          <w:u w:val="single"/>
-        </w:rPr>
-        <w:t xml:space="preserve">  </w:t>
+        <w:t xml:space="preserve">         </w:t>
       </w:r>
       <w:r>
         <w:rPr>
@@ -1390,7 +1075,6 @@
       <w:pPr>
         <w:jc w:val="right"/>
         <w:rPr>
-          <w:rFonts w:hint="eastAsia"/>
           <w:szCs w:val="20"/>
         </w:rPr>
       </w:pPr>
@@ -1405,56 +1089,14 @@
         <w:rPr>
           <w:szCs w:val="20"/>
         </w:rPr>
-        <w:t xml:space="preserve"> 202</w:t>
-      </w:r>
-      <w:r>
-        <w:rPr>
-          <w:rFonts w:hint="eastAsia"/>
-          <w:szCs w:val="20"/>
-        </w:rPr>
-        <w:t>6</w:t>
-      </w:r>
-      <w:r>
-        <w:rPr>
-          <w:rFonts w:hint="eastAsia"/>
-          <w:szCs w:val="20"/>
-        </w:rPr>
-        <w:t xml:space="preserve">년 </w:t>
-      </w:r>
-      <w:r>
-        <w:rPr>
-          <w:rFonts w:hint="eastAsia"/>
-          <w:szCs w:val="20"/>
-        </w:rPr>
-        <w:t>0</w:t>
-      </w:r>
-      <w:r>
-        <w:rPr>
-          <w:rFonts w:hint="eastAsia"/>
-          <w:szCs w:val="20"/>
-        </w:rPr>
-        <w:t>4</w:t>
-      </w:r>
-      <w:r>
-        <w:rPr>
-          <w:rFonts w:hint="eastAsia"/>
-          <w:szCs w:val="20"/>
-        </w:rPr>
-        <w:t xml:space="preserve">월 </w:t>
-      </w:r>
-      <w:r>
-        <w:rPr>
-          <w:rFonts w:hint="eastAsia"/>
-          <w:szCs w:val="20"/>
-        </w:rPr>
-        <w:t>03</w:t>
-      </w:r>
-      <w:r>
-        <w:rPr>
-          <w:rFonts w:hint="eastAsia"/>
-          <w:szCs w:val="20"/>
-        </w:rPr>
-        <w:t>일</w:t>
+        <w:t xml:space="preserve"> </w:t>
+      </w:r>
+      <w:r>
+        <w:rPr>
+          <w:rFonts w:hint="eastAsia"/>
+          <w:szCs w:val="20"/>
+        </w:rPr>
+        <w:t>년 월 일</w:t>
       </w:r>
     </w:p>
     <w:p>
@@ -1558,37 +1200,16 @@
       </w:r>
       <w:r>
         <w:rPr>
-          <w:szCs w:val="20"/>
-        </w:rPr>
-        <w:t xml:space="preserve">      </w:t>
-      </w:r>
-      <w:r>
-        <w:rPr>
-          <w:rFonts w:ascii="Noto Sans KR Black" w:eastAsia="Noto Sans KR Black" w:hAnsi="Noto Sans KR Black"/>
-          <w:szCs w:val="20"/>
-        </w:rPr>
-        <w:t xml:space="preserve">  </w:t>
-      </w:r>
-      <w:r>
-        <w:rPr>
-          <w:rFonts w:ascii="Noto Sans KR Black" w:eastAsia="Noto Sans KR Black" w:hAnsi="Noto Sans KR Black" w:hint="eastAsia"/>
-          <w:b/>
-          <w:bCs/>
-          <w:sz w:val="22"/>
-        </w:rPr>
-        <w:t>이영석</w:t>
-      </w:r>
-      <w:r>
-        <w:rPr>
-          <w:szCs w:val="20"/>
-        </w:rPr>
-        <w:t xml:space="preserve">    </w:t>
-      </w:r>
-      <w:r>
-        <w:rPr>
-          <w:szCs w:val="20"/>
-        </w:rPr>
-        <w:t xml:space="preserve">          (</w:t>
+          <w:rFonts w:hint="eastAsia"/>
+          <w:szCs w:val="20"/>
+        </w:rPr>
+        <w:t xml:space="preserve">                              </w:t>
+      </w:r>
+      <w:r>
+        <w:rPr>
+          <w:szCs w:val="20"/>
+        </w:rPr>
+        <w:t>(</w:t>
       </w:r>
       <w:r>
         <w:rPr>

--- a/public/transfer_template.docx
+++ b/public/transfer_template.docx
@@ -318,7 +318,7 @@
               <w:rPr>
                 <w:rFonts w:hint="eastAsia"/>
               </w:rPr>
-              <w:t>이성민</w:t>
+              <w:t>김철규</w:t>
             </w:r>
           </w:p>
         </w:tc>
